--- a/Lab1.docx
+++ b/Lab1.docx
@@ -2327,6 +2327,622 @@
         </w:rPr>
       </w:pPr>
     </w:p>
+    <w:tbl>
+      <w:tblPr>
+        <w:tblStyle w:val="4"/>
+        <w:tblW w:w="0" w:type="auto"/>
+        <w:tblInd w:w="0" w:type="dxa"/>
+        <w:tblBorders>
+          <w:top w:val="single" w:color="auto" w:sz="4" w:space="0"/>
+          <w:left w:val="single" w:color="auto" w:sz="4" w:space="0"/>
+          <w:bottom w:val="single" w:color="auto" w:sz="4" w:space="0"/>
+          <w:right w:val="single" w:color="auto" w:sz="4" w:space="0"/>
+          <w:insideH w:val="single" w:color="auto" w:sz="4" w:space="0"/>
+          <w:insideV w:val="single" w:color="auto" w:sz="4" w:space="0"/>
+        </w:tblBorders>
+        <w:tblLayout w:type="autofit"/>
+        <w:tblCellMar>
+          <w:top w:w="0" w:type="dxa"/>
+          <w:left w:w="108" w:type="dxa"/>
+          <w:bottom w:w="0" w:type="dxa"/>
+          <w:right w:w="108" w:type="dxa"/>
+        </w:tblCellMar>
+      </w:tblPr>
+      <w:tblGrid>
+        <w:gridCol w:w="2130"/>
+        <w:gridCol w:w="2130"/>
+        <w:gridCol w:w="2131"/>
+        <w:gridCol w:w="2131"/>
+      </w:tblGrid>
+      <w:tr>
+        <w:tblPrEx>
+          <w:tblBorders>
+            <w:top w:val="single" w:color="auto" w:sz="4" w:space="0"/>
+            <w:left w:val="single" w:color="auto" w:sz="4" w:space="0"/>
+            <w:bottom w:val="single" w:color="auto" w:sz="4" w:space="0"/>
+            <w:right w:val="single" w:color="auto" w:sz="4" w:space="0"/>
+            <w:insideH w:val="single" w:color="auto" w:sz="4" w:space="0"/>
+            <w:insideV w:val="single" w:color="auto" w:sz="4" w:space="0"/>
+          </w:tblBorders>
+          <w:tblCellMar>
+            <w:top w:w="0" w:type="dxa"/>
+            <w:left w:w="108" w:type="dxa"/>
+            <w:bottom w:w="0" w:type="dxa"/>
+            <w:right w:w="108" w:type="dxa"/>
+          </w:tblCellMar>
+        </w:tblPrEx>
+        <w:tc>
+          <w:tcPr>
+            <w:tcW w:w="2130" w:type="dxa"/>
+          </w:tcPr>
+          <w:p>
+            <w:pPr>
+              <w:widowControl w:val="0"/>
+              <w:jc w:val="both"/>
+              <w:rPr>
+                <w:rFonts w:hint="default"/>
+                <w:sz w:val="24"/>
+                <w:szCs w:val="24"/>
+                <w:vertAlign w:val="baseline"/>
+                <w:lang w:val="en-US"/>
+              </w:rPr>
+            </w:pPr>
+            <w:r>
+              <w:rPr>
+                <w:rFonts w:hint="default"/>
+                <w:sz w:val="24"/>
+                <w:szCs w:val="24"/>
+                <w:vertAlign w:val="baseline"/>
+                <w:lang w:val="en-US"/>
+              </w:rPr>
+              <w:t>I</w:t>
+            </w:r>
+          </w:p>
+        </w:tc>
+        <w:tc>
+          <w:tcPr>
+            <w:tcW w:w="2130" w:type="dxa"/>
+          </w:tcPr>
+          <w:p>
+            <w:pPr>
+              <w:widowControl w:val="0"/>
+              <w:jc w:val="both"/>
+              <w:rPr>
+                <w:rFonts w:hint="default"/>
+                <w:sz w:val="24"/>
+                <w:szCs w:val="24"/>
+                <w:vertAlign w:val="baseline"/>
+                <w:lang w:val="en-US"/>
+              </w:rPr>
+            </w:pPr>
+            <w:r>
+              <w:rPr>
+                <w:rFonts w:hint="default"/>
+                <w:sz w:val="24"/>
+                <w:szCs w:val="24"/>
+                <w:vertAlign w:val="baseline"/>
+                <w:lang w:val="en-US"/>
+              </w:rPr>
+              <w:t>PL</w:t>
+            </w:r>
+          </w:p>
+        </w:tc>
+        <w:tc>
+          <w:tcPr>
+            <w:tcW w:w="2131" w:type="dxa"/>
+          </w:tcPr>
+          <w:p>
+            <w:pPr>
+              <w:widowControl w:val="0"/>
+              <w:jc w:val="both"/>
+              <w:rPr>
+                <w:rFonts w:hint="default"/>
+                <w:sz w:val="24"/>
+                <w:szCs w:val="24"/>
+                <w:vertAlign w:val="baseline"/>
+                <w:lang w:val="en-US"/>
+              </w:rPr>
+            </w:pPr>
+            <w:r>
+              <w:rPr>
+                <w:rFonts w:hint="default"/>
+                <w:sz w:val="24"/>
+                <w:szCs w:val="24"/>
+                <w:vertAlign w:val="baseline"/>
+                <w:lang w:val="en-US"/>
+              </w:rPr>
+              <w:t>PRE’</w:t>
+            </w:r>
+          </w:p>
+        </w:tc>
+        <w:tc>
+          <w:tcPr>
+            <w:tcW w:w="2131" w:type="dxa"/>
+          </w:tcPr>
+          <w:p>
+            <w:pPr>
+              <w:widowControl w:val="0"/>
+              <w:jc w:val="both"/>
+              <w:rPr>
+                <w:rFonts w:hint="default"/>
+                <w:sz w:val="24"/>
+                <w:szCs w:val="24"/>
+                <w:vertAlign w:val="baseline"/>
+                <w:lang w:val="en-US"/>
+              </w:rPr>
+            </w:pPr>
+            <w:r>
+              <w:rPr>
+                <w:rFonts w:hint="default"/>
+                <w:sz w:val="24"/>
+                <w:szCs w:val="24"/>
+                <w:vertAlign w:val="baseline"/>
+                <w:lang w:val="en-US"/>
+              </w:rPr>
+              <w:t>CLR’</w:t>
+            </w:r>
+          </w:p>
+        </w:tc>
+      </w:tr>
+      <w:tr>
+        <w:tblPrEx>
+          <w:tblBorders>
+            <w:top w:val="single" w:color="auto" w:sz="4" w:space="0"/>
+            <w:left w:val="single" w:color="auto" w:sz="4" w:space="0"/>
+            <w:bottom w:val="single" w:color="auto" w:sz="4" w:space="0"/>
+            <w:right w:val="single" w:color="auto" w:sz="4" w:space="0"/>
+            <w:insideH w:val="single" w:color="auto" w:sz="4" w:space="0"/>
+            <w:insideV w:val="single" w:color="auto" w:sz="4" w:space="0"/>
+          </w:tblBorders>
+          <w:tblCellMar>
+            <w:top w:w="0" w:type="dxa"/>
+            <w:left w:w="108" w:type="dxa"/>
+            <w:bottom w:w="0" w:type="dxa"/>
+            <w:right w:w="108" w:type="dxa"/>
+          </w:tblCellMar>
+        </w:tblPrEx>
+        <w:tc>
+          <w:tcPr>
+            <w:tcW w:w="2130" w:type="dxa"/>
+          </w:tcPr>
+          <w:p>
+            <w:pPr>
+              <w:widowControl w:val="0"/>
+              <w:jc w:val="both"/>
+              <w:rPr>
+                <w:rFonts w:hint="default"/>
+                <w:sz w:val="24"/>
+                <w:szCs w:val="24"/>
+                <w:vertAlign w:val="baseline"/>
+                <w:lang w:val="en-US"/>
+              </w:rPr>
+            </w:pPr>
+            <w:r>
+              <w:rPr>
+                <w:rFonts w:hint="default"/>
+                <w:sz w:val="24"/>
+                <w:szCs w:val="24"/>
+                <w:vertAlign w:val="baseline"/>
+                <w:lang w:val="en-US"/>
+              </w:rPr>
+              <w:t>0</w:t>
+            </w:r>
+          </w:p>
+        </w:tc>
+        <w:tc>
+          <w:tcPr>
+            <w:tcW w:w="2130" w:type="dxa"/>
+          </w:tcPr>
+          <w:p>
+            <w:pPr>
+              <w:widowControl w:val="0"/>
+              <w:jc w:val="both"/>
+              <w:rPr>
+                <w:rFonts w:hint="default"/>
+                <w:sz w:val="24"/>
+                <w:szCs w:val="24"/>
+                <w:vertAlign w:val="baseline"/>
+                <w:lang w:val="en-US"/>
+              </w:rPr>
+            </w:pPr>
+            <w:r>
+              <w:rPr>
+                <w:rFonts w:hint="default"/>
+                <w:sz w:val="24"/>
+                <w:szCs w:val="24"/>
+                <w:vertAlign w:val="baseline"/>
+                <w:lang w:val="en-US"/>
+              </w:rPr>
+              <w:t>0</w:t>
+            </w:r>
+          </w:p>
+        </w:tc>
+        <w:tc>
+          <w:tcPr>
+            <w:tcW w:w="2131" w:type="dxa"/>
+          </w:tcPr>
+          <w:p>
+            <w:pPr>
+              <w:widowControl w:val="0"/>
+              <w:jc w:val="both"/>
+              <w:rPr>
+                <w:rFonts w:hint="default"/>
+                <w:sz w:val="24"/>
+                <w:szCs w:val="24"/>
+                <w:vertAlign w:val="baseline"/>
+                <w:lang w:val="en-US"/>
+              </w:rPr>
+            </w:pPr>
+            <w:r>
+              <w:rPr>
+                <w:rFonts w:hint="default"/>
+                <w:sz w:val="24"/>
+                <w:szCs w:val="24"/>
+                <w:vertAlign w:val="baseline"/>
+                <w:lang w:val="en-US"/>
+              </w:rPr>
+              <w:t>1</w:t>
+            </w:r>
+          </w:p>
+        </w:tc>
+        <w:tc>
+          <w:tcPr>
+            <w:tcW w:w="2131" w:type="dxa"/>
+          </w:tcPr>
+          <w:p>
+            <w:pPr>
+              <w:widowControl w:val="0"/>
+              <w:jc w:val="both"/>
+              <w:rPr>
+                <w:rFonts w:hint="default"/>
+                <w:sz w:val="24"/>
+                <w:szCs w:val="24"/>
+                <w:vertAlign w:val="baseline"/>
+                <w:lang w:val="en-US"/>
+              </w:rPr>
+            </w:pPr>
+            <w:r>
+              <w:rPr>
+                <w:rFonts w:hint="default"/>
+                <w:sz w:val="24"/>
+                <w:szCs w:val="24"/>
+                <w:vertAlign w:val="baseline"/>
+                <w:lang w:val="en-US"/>
+              </w:rPr>
+              <w:t>0</w:t>
+            </w:r>
+          </w:p>
+        </w:tc>
+      </w:tr>
+      <w:tr>
+        <w:tblPrEx>
+          <w:tblBorders>
+            <w:top w:val="single" w:color="auto" w:sz="4" w:space="0"/>
+            <w:left w:val="single" w:color="auto" w:sz="4" w:space="0"/>
+            <w:bottom w:val="single" w:color="auto" w:sz="4" w:space="0"/>
+            <w:right w:val="single" w:color="auto" w:sz="4" w:space="0"/>
+            <w:insideH w:val="single" w:color="auto" w:sz="4" w:space="0"/>
+            <w:insideV w:val="single" w:color="auto" w:sz="4" w:space="0"/>
+          </w:tblBorders>
+          <w:tblCellMar>
+            <w:top w:w="0" w:type="dxa"/>
+            <w:left w:w="108" w:type="dxa"/>
+            <w:bottom w:w="0" w:type="dxa"/>
+            <w:right w:w="108" w:type="dxa"/>
+          </w:tblCellMar>
+        </w:tblPrEx>
+        <w:tc>
+          <w:tcPr>
+            <w:tcW w:w="2130" w:type="dxa"/>
+          </w:tcPr>
+          <w:p>
+            <w:pPr>
+              <w:widowControl w:val="0"/>
+              <w:jc w:val="both"/>
+              <w:rPr>
+                <w:rFonts w:hint="default"/>
+                <w:sz w:val="24"/>
+                <w:szCs w:val="24"/>
+                <w:vertAlign w:val="baseline"/>
+                <w:lang w:val="en-US"/>
+              </w:rPr>
+            </w:pPr>
+            <w:r>
+              <w:rPr>
+                <w:rFonts w:hint="default"/>
+                <w:sz w:val="24"/>
+                <w:szCs w:val="24"/>
+                <w:vertAlign w:val="baseline"/>
+                <w:lang w:val="en-US"/>
+              </w:rPr>
+              <w:t>1</w:t>
+            </w:r>
+          </w:p>
+        </w:tc>
+        <w:tc>
+          <w:tcPr>
+            <w:tcW w:w="2130" w:type="dxa"/>
+          </w:tcPr>
+          <w:p>
+            <w:pPr>
+              <w:widowControl w:val="0"/>
+              <w:jc w:val="both"/>
+              <w:rPr>
+                <w:rFonts w:hint="default"/>
+                <w:sz w:val="24"/>
+                <w:szCs w:val="24"/>
+                <w:vertAlign w:val="baseline"/>
+                <w:lang w:val="en-US"/>
+              </w:rPr>
+            </w:pPr>
+            <w:r>
+              <w:rPr>
+                <w:rFonts w:hint="default"/>
+                <w:sz w:val="24"/>
+                <w:szCs w:val="24"/>
+                <w:vertAlign w:val="baseline"/>
+                <w:lang w:val="en-US"/>
+              </w:rPr>
+              <w:t>0</w:t>
+            </w:r>
+          </w:p>
+        </w:tc>
+        <w:tc>
+          <w:tcPr>
+            <w:tcW w:w="2131" w:type="dxa"/>
+          </w:tcPr>
+          <w:p>
+            <w:pPr>
+              <w:widowControl w:val="0"/>
+              <w:jc w:val="both"/>
+              <w:rPr>
+                <w:rFonts w:hint="default"/>
+                <w:sz w:val="24"/>
+                <w:szCs w:val="24"/>
+                <w:vertAlign w:val="baseline"/>
+                <w:lang w:val="en-US"/>
+              </w:rPr>
+            </w:pPr>
+            <w:r>
+              <w:rPr>
+                <w:rFonts w:hint="default"/>
+                <w:sz w:val="24"/>
+                <w:szCs w:val="24"/>
+                <w:vertAlign w:val="baseline"/>
+                <w:lang w:val="en-US"/>
+              </w:rPr>
+              <w:t>0</w:t>
+            </w:r>
+          </w:p>
+        </w:tc>
+        <w:tc>
+          <w:tcPr>
+            <w:tcW w:w="2131" w:type="dxa"/>
+          </w:tcPr>
+          <w:p>
+            <w:pPr>
+              <w:widowControl w:val="0"/>
+              <w:jc w:val="both"/>
+              <w:rPr>
+                <w:rFonts w:hint="default"/>
+                <w:sz w:val="24"/>
+                <w:szCs w:val="24"/>
+                <w:vertAlign w:val="baseline"/>
+                <w:lang w:val="en-US"/>
+              </w:rPr>
+            </w:pPr>
+            <w:r>
+              <w:rPr>
+                <w:rFonts w:hint="default"/>
+                <w:sz w:val="24"/>
+                <w:szCs w:val="24"/>
+                <w:vertAlign w:val="baseline"/>
+                <w:lang w:val="en-US"/>
+              </w:rPr>
+              <w:t>1</w:t>
+            </w:r>
+          </w:p>
+        </w:tc>
+      </w:tr>
+      <w:tr>
+        <w:tblPrEx>
+          <w:tblBorders>
+            <w:top w:val="single" w:color="auto" w:sz="4" w:space="0"/>
+            <w:left w:val="single" w:color="auto" w:sz="4" w:space="0"/>
+            <w:bottom w:val="single" w:color="auto" w:sz="4" w:space="0"/>
+            <w:right w:val="single" w:color="auto" w:sz="4" w:space="0"/>
+            <w:insideH w:val="single" w:color="auto" w:sz="4" w:space="0"/>
+            <w:insideV w:val="single" w:color="auto" w:sz="4" w:space="0"/>
+          </w:tblBorders>
+          <w:tblCellMar>
+            <w:top w:w="0" w:type="dxa"/>
+            <w:left w:w="108" w:type="dxa"/>
+            <w:bottom w:w="0" w:type="dxa"/>
+            <w:right w:w="108" w:type="dxa"/>
+          </w:tblCellMar>
+        </w:tblPrEx>
+        <w:tc>
+          <w:tcPr>
+            <w:tcW w:w="2130" w:type="dxa"/>
+          </w:tcPr>
+          <w:p>
+            <w:pPr>
+              <w:widowControl w:val="0"/>
+              <w:jc w:val="both"/>
+              <w:rPr>
+                <w:rFonts w:hint="default"/>
+                <w:sz w:val="24"/>
+                <w:szCs w:val="24"/>
+                <w:vertAlign w:val="baseline"/>
+                <w:lang w:val="en-US"/>
+              </w:rPr>
+            </w:pPr>
+            <w:r>
+              <w:rPr>
+                <w:rFonts w:hint="default"/>
+                <w:sz w:val="24"/>
+                <w:szCs w:val="24"/>
+                <w:vertAlign w:val="baseline"/>
+                <w:lang w:val="en-US"/>
+              </w:rPr>
+              <w:t>X</w:t>
+            </w:r>
+          </w:p>
+        </w:tc>
+        <w:tc>
+          <w:tcPr>
+            <w:tcW w:w="2130" w:type="dxa"/>
+          </w:tcPr>
+          <w:p>
+            <w:pPr>
+              <w:widowControl w:val="0"/>
+              <w:jc w:val="both"/>
+              <w:rPr>
+                <w:rFonts w:hint="default"/>
+                <w:sz w:val="24"/>
+                <w:szCs w:val="24"/>
+                <w:vertAlign w:val="baseline"/>
+                <w:lang w:val="en-US"/>
+              </w:rPr>
+            </w:pPr>
+            <w:r>
+              <w:rPr>
+                <w:rFonts w:hint="default"/>
+                <w:sz w:val="24"/>
+                <w:szCs w:val="24"/>
+                <w:vertAlign w:val="baseline"/>
+                <w:lang w:val="en-US"/>
+              </w:rPr>
+              <w:t>1</w:t>
+            </w:r>
+          </w:p>
+        </w:tc>
+        <w:tc>
+          <w:tcPr>
+            <w:tcW w:w="2131" w:type="dxa"/>
+          </w:tcPr>
+          <w:p>
+            <w:pPr>
+              <w:widowControl w:val="0"/>
+              <w:jc w:val="both"/>
+              <w:rPr>
+                <w:rFonts w:hint="default"/>
+                <w:sz w:val="24"/>
+                <w:szCs w:val="24"/>
+                <w:vertAlign w:val="baseline"/>
+                <w:lang w:val="en-US"/>
+              </w:rPr>
+            </w:pPr>
+            <w:r>
+              <w:rPr>
+                <w:rFonts w:hint="default"/>
+                <w:sz w:val="24"/>
+                <w:szCs w:val="24"/>
+                <w:vertAlign w:val="baseline"/>
+                <w:lang w:val="en-US"/>
+              </w:rPr>
+              <w:t>1</w:t>
+            </w:r>
+          </w:p>
+        </w:tc>
+        <w:tc>
+          <w:tcPr>
+            <w:tcW w:w="2131" w:type="dxa"/>
+          </w:tcPr>
+          <w:p>
+            <w:pPr>
+              <w:widowControl w:val="0"/>
+              <w:jc w:val="both"/>
+              <w:rPr>
+                <w:rFonts w:hint="default"/>
+                <w:sz w:val="24"/>
+                <w:szCs w:val="24"/>
+                <w:vertAlign w:val="baseline"/>
+                <w:lang w:val="en-US"/>
+              </w:rPr>
+            </w:pPr>
+            <w:r>
+              <w:rPr>
+                <w:rFonts w:hint="default"/>
+                <w:sz w:val="24"/>
+                <w:szCs w:val="24"/>
+                <w:vertAlign w:val="baseline"/>
+                <w:lang w:val="en-US"/>
+              </w:rPr>
+              <w:t>1</w:t>
+            </w:r>
+          </w:p>
+        </w:tc>
+      </w:tr>
+    </w:tbl>
+    <w:p>
+      <w:pPr>
+        <w:rPr>
+          <w:rFonts w:hint="default"/>
+          <w:sz w:val="24"/>
+          <w:szCs w:val="24"/>
+          <w:lang w:val="en-US"/>
+        </w:rPr>
+      </w:pPr>
+    </w:p>
+    <w:p>
+      <w:pPr>
+        <w:rPr>
+          <w:rFonts w:hint="default"/>
+          <w:sz w:val="24"/>
+          <w:szCs w:val="24"/>
+          <w:lang w:val="en-US"/>
+        </w:rPr>
+      </w:pPr>
+    </w:p>
+    <w:p>
+      <w:pPr>
+        <w:rPr>
+          <w:rFonts w:hint="default"/>
+          <w:sz w:val="24"/>
+          <w:szCs w:val="24"/>
+          <w:lang w:val="en-US"/>
+        </w:rPr>
+      </w:pPr>
+      <w:r>
+        <w:rPr>
+          <w:rFonts w:hint="default"/>
+          <w:sz w:val="24"/>
+          <w:szCs w:val="24"/>
+          <w:lang w:val="en-US"/>
+        </w:rPr>
+        <w:t>PRE’ = I’ + PL = (PL’ . I)’</w:t>
+      </w:r>
+    </w:p>
+    <w:p>
+      <w:pPr>
+        <w:rPr>
+          <w:rFonts w:hint="default"/>
+          <w:sz w:val="24"/>
+          <w:szCs w:val="24"/>
+          <w:lang w:val="en-US"/>
+        </w:rPr>
+      </w:pPr>
+      <w:r>
+        <w:rPr>
+          <w:rFonts w:hint="default"/>
+          <w:sz w:val="24"/>
+          <w:szCs w:val="24"/>
+          <w:lang w:val="en-US"/>
+        </w:rPr>
+        <w:t>CLR’ = I + PL = (PL’ . I’)’</w:t>
+      </w:r>
+    </w:p>
+    <w:p>
+      <w:pPr>
+        <w:rPr>
+          <w:rFonts w:hint="default"/>
+          <w:sz w:val="24"/>
+          <w:szCs w:val="24"/>
+          <w:lang w:val="en-US"/>
+        </w:rPr>
+      </w:pPr>
+    </w:p>
     <w:p>
       <w:pPr>
         <w:rPr>
@@ -2444,17 +3060,6 @@
         </w:rPr>
         <w:t>Y0 = (Q0 xor Q1’Q2’)’</w:t>
       </w:r>
-    </w:p>
-    <w:p>
-      <w:pPr>
-        <w:rPr>
-          <w:rFonts w:hint="default"/>
-          <w:sz w:val="24"/>
-          <w:szCs w:val="24"/>
-          <w:highlight w:val="yellow"/>
-          <w:lang w:val="en-US"/>
-        </w:rPr>
-      </w:pPr>
     </w:p>
     <w:p>
       <w:pPr>
@@ -5340,6 +5945,311 @@
         </w:rPr>
         <w:t>Load = 1 -&gt; mạch phụ thuộc vào Input I nhưng vẫn chờ xung CLOCK chuyển từ 0 sang 1</w:t>
       </w:r>
+    </w:p>
+    <w:p>
+      <w:pPr>
+        <w:numPr>
+          <w:ilvl w:val="0"/>
+          <w:numId w:val="0"/>
+        </w:numPr>
+        <w:ind w:leftChars="0"/>
+        <w:rPr>
+          <w:rFonts w:hint="default"/>
+          <w:sz w:val="24"/>
+          <w:szCs w:val="24"/>
+          <w:lang w:val="en-US"/>
+        </w:rPr>
+      </w:pPr>
+    </w:p>
+    <w:tbl>
+      <w:tblPr>
+        <w:tblStyle w:val="4"/>
+        <w:tblW w:w="0" w:type="auto"/>
+        <w:tblInd w:w="0" w:type="dxa"/>
+        <w:tblBorders>
+          <w:top w:val="single" w:color="auto" w:sz="4" w:space="0"/>
+          <w:left w:val="single" w:color="auto" w:sz="4" w:space="0"/>
+          <w:bottom w:val="single" w:color="auto" w:sz="4" w:space="0"/>
+          <w:right w:val="single" w:color="auto" w:sz="4" w:space="0"/>
+          <w:insideH w:val="single" w:color="auto" w:sz="4" w:space="0"/>
+          <w:insideV w:val="single" w:color="auto" w:sz="4" w:space="0"/>
+        </w:tblBorders>
+        <w:tblLayout w:type="autofit"/>
+        <w:tblCellMar>
+          <w:top w:w="0" w:type="dxa"/>
+          <w:left w:w="108" w:type="dxa"/>
+          <w:bottom w:w="0" w:type="dxa"/>
+          <w:right w:w="108" w:type="dxa"/>
+        </w:tblCellMar>
+      </w:tblPr>
+      <w:tblGrid>
+        <w:gridCol w:w="2130"/>
+        <w:gridCol w:w="2131"/>
+      </w:tblGrid>
+      <w:tr>
+        <w:tblPrEx>
+          <w:tblBorders>
+            <w:top w:val="single" w:color="auto" w:sz="4" w:space="0"/>
+            <w:left w:val="single" w:color="auto" w:sz="4" w:space="0"/>
+            <w:bottom w:val="single" w:color="auto" w:sz="4" w:space="0"/>
+            <w:right w:val="single" w:color="auto" w:sz="4" w:space="0"/>
+            <w:insideH w:val="single" w:color="auto" w:sz="4" w:space="0"/>
+            <w:insideV w:val="single" w:color="auto" w:sz="4" w:space="0"/>
+          </w:tblBorders>
+          <w:tblCellMar>
+            <w:top w:w="0" w:type="dxa"/>
+            <w:left w:w="108" w:type="dxa"/>
+            <w:bottom w:w="0" w:type="dxa"/>
+            <w:right w:w="108" w:type="dxa"/>
+          </w:tblCellMar>
+        </w:tblPrEx>
+        <w:trPr>
+          <w:trHeight w:val="90" w:hRule="atLeast"/>
+        </w:trPr>
+        <w:tc>
+          <w:tcPr>
+            <w:tcW w:w="2130" w:type="dxa"/>
+          </w:tcPr>
+          <w:p>
+            <w:pPr>
+              <w:widowControl w:val="0"/>
+              <w:numPr>
+                <w:ilvl w:val="0"/>
+                <w:numId w:val="0"/>
+              </w:numPr>
+              <w:jc w:val="both"/>
+              <w:rPr>
+                <w:rFonts w:hint="default"/>
+                <w:sz w:val="24"/>
+                <w:szCs w:val="24"/>
+                <w:vertAlign w:val="baseline"/>
+                <w:lang w:val="en-US"/>
+              </w:rPr>
+            </w:pPr>
+            <w:r>
+              <w:rPr>
+                <w:rFonts w:hint="default"/>
+                <w:sz w:val="24"/>
+                <w:szCs w:val="24"/>
+                <w:vertAlign w:val="baseline"/>
+                <w:lang w:val="en-US"/>
+              </w:rPr>
+              <w:t>Load</w:t>
+            </w:r>
+          </w:p>
+        </w:tc>
+        <w:tc>
+          <w:tcPr>
+            <w:tcW w:w="2131" w:type="dxa"/>
+          </w:tcPr>
+          <w:p>
+            <w:pPr>
+              <w:widowControl w:val="0"/>
+              <w:numPr>
+                <w:ilvl w:val="0"/>
+                <w:numId w:val="0"/>
+              </w:numPr>
+              <w:jc w:val="both"/>
+              <w:rPr>
+                <w:rFonts w:hint="default"/>
+                <w:sz w:val="24"/>
+                <w:szCs w:val="24"/>
+                <w:vertAlign w:val="baseline"/>
+                <w:lang w:val="en-US"/>
+              </w:rPr>
+            </w:pPr>
+            <w:r>
+              <w:rPr>
+                <w:rFonts w:hint="default"/>
+                <w:sz w:val="24"/>
+                <w:szCs w:val="24"/>
+                <w:vertAlign w:val="baseline"/>
+                <w:lang w:val="en-US"/>
+              </w:rPr>
+              <w:t>D</w:t>
+            </w:r>
+          </w:p>
+        </w:tc>
+      </w:tr>
+      <w:tr>
+        <w:tblPrEx>
+          <w:tblBorders>
+            <w:top w:val="single" w:color="auto" w:sz="4" w:space="0"/>
+            <w:left w:val="single" w:color="auto" w:sz="4" w:space="0"/>
+            <w:bottom w:val="single" w:color="auto" w:sz="4" w:space="0"/>
+            <w:right w:val="single" w:color="auto" w:sz="4" w:space="0"/>
+            <w:insideH w:val="single" w:color="auto" w:sz="4" w:space="0"/>
+            <w:insideV w:val="single" w:color="auto" w:sz="4" w:space="0"/>
+          </w:tblBorders>
+          <w:tblCellMar>
+            <w:top w:w="0" w:type="dxa"/>
+            <w:left w:w="108" w:type="dxa"/>
+            <w:bottom w:w="0" w:type="dxa"/>
+            <w:right w:w="108" w:type="dxa"/>
+          </w:tblCellMar>
+        </w:tblPrEx>
+        <w:tc>
+          <w:tcPr>
+            <w:tcW w:w="2130" w:type="dxa"/>
+          </w:tcPr>
+          <w:p>
+            <w:pPr>
+              <w:widowControl w:val="0"/>
+              <w:numPr>
+                <w:ilvl w:val="0"/>
+                <w:numId w:val="0"/>
+              </w:numPr>
+              <w:jc w:val="both"/>
+              <w:rPr>
+                <w:rFonts w:hint="default"/>
+                <w:sz w:val="24"/>
+                <w:szCs w:val="24"/>
+                <w:vertAlign w:val="baseline"/>
+                <w:lang w:val="en-US"/>
+              </w:rPr>
+            </w:pPr>
+            <w:r>
+              <w:rPr>
+                <w:rFonts w:hint="default"/>
+                <w:sz w:val="24"/>
+                <w:szCs w:val="24"/>
+                <w:vertAlign w:val="baseline"/>
+                <w:lang w:val="en-US"/>
+              </w:rPr>
+              <w:t>0</w:t>
+            </w:r>
+          </w:p>
+        </w:tc>
+        <w:tc>
+          <w:tcPr>
+            <w:tcW w:w="2131" w:type="dxa"/>
+          </w:tcPr>
+          <w:p>
+            <w:pPr>
+              <w:widowControl w:val="0"/>
+              <w:numPr>
+                <w:ilvl w:val="0"/>
+                <w:numId w:val="0"/>
+              </w:numPr>
+              <w:jc w:val="both"/>
+              <w:rPr>
+                <w:rFonts w:hint="default"/>
+                <w:sz w:val="24"/>
+                <w:szCs w:val="24"/>
+                <w:vertAlign w:val="baseline"/>
+                <w:lang w:val="en-US"/>
+              </w:rPr>
+            </w:pPr>
+            <w:r>
+              <w:rPr>
+                <w:rFonts w:hint="default"/>
+                <w:sz w:val="24"/>
+                <w:szCs w:val="24"/>
+                <w:vertAlign w:val="baseline"/>
+                <w:lang w:val="en-US"/>
+              </w:rPr>
+              <w:t>D_FF</w:t>
+            </w:r>
+          </w:p>
+        </w:tc>
+      </w:tr>
+      <w:tr>
+        <w:tblPrEx>
+          <w:tblBorders>
+            <w:top w:val="single" w:color="auto" w:sz="4" w:space="0"/>
+            <w:left w:val="single" w:color="auto" w:sz="4" w:space="0"/>
+            <w:bottom w:val="single" w:color="auto" w:sz="4" w:space="0"/>
+            <w:right w:val="single" w:color="auto" w:sz="4" w:space="0"/>
+            <w:insideH w:val="single" w:color="auto" w:sz="4" w:space="0"/>
+            <w:insideV w:val="single" w:color="auto" w:sz="4" w:space="0"/>
+          </w:tblBorders>
+          <w:tblCellMar>
+            <w:top w:w="0" w:type="dxa"/>
+            <w:left w:w="108" w:type="dxa"/>
+            <w:bottom w:w="0" w:type="dxa"/>
+            <w:right w:w="108" w:type="dxa"/>
+          </w:tblCellMar>
+        </w:tblPrEx>
+        <w:tc>
+          <w:tcPr>
+            <w:tcW w:w="2130" w:type="dxa"/>
+          </w:tcPr>
+          <w:p>
+            <w:pPr>
+              <w:widowControl w:val="0"/>
+              <w:numPr>
+                <w:ilvl w:val="0"/>
+                <w:numId w:val="0"/>
+              </w:numPr>
+              <w:jc w:val="both"/>
+              <w:rPr>
+                <w:rFonts w:hint="default"/>
+                <w:sz w:val="24"/>
+                <w:szCs w:val="24"/>
+                <w:vertAlign w:val="baseline"/>
+                <w:lang w:val="en-US"/>
+              </w:rPr>
+            </w:pPr>
+            <w:r>
+              <w:rPr>
+                <w:rFonts w:hint="default"/>
+                <w:sz w:val="24"/>
+                <w:szCs w:val="24"/>
+                <w:vertAlign w:val="baseline"/>
+                <w:lang w:val="en-US"/>
+              </w:rPr>
+              <w:t>1</w:t>
+            </w:r>
+          </w:p>
+        </w:tc>
+        <w:tc>
+          <w:tcPr>
+            <w:tcW w:w="2131" w:type="dxa"/>
+          </w:tcPr>
+          <w:p>
+            <w:pPr>
+              <w:widowControl w:val="0"/>
+              <w:numPr>
+                <w:ilvl w:val="0"/>
+                <w:numId w:val="0"/>
+              </w:numPr>
+              <w:jc w:val="both"/>
+              <w:rPr>
+                <w:rFonts w:hint="default"/>
+                <w:sz w:val="24"/>
+                <w:szCs w:val="24"/>
+                <w:vertAlign w:val="baseline"/>
+                <w:lang w:val="en-US"/>
+              </w:rPr>
+            </w:pPr>
+            <w:r>
+              <w:rPr>
+                <w:rFonts w:hint="default"/>
+                <w:sz w:val="24"/>
+                <w:szCs w:val="24"/>
+                <w:vertAlign w:val="baseline"/>
+                <w:lang w:val="en-US"/>
+              </w:rPr>
+              <w:t>I</w:t>
+            </w:r>
+          </w:p>
+        </w:tc>
+      </w:tr>
+    </w:tbl>
+    <w:p>
+      <w:pPr>
+        <w:numPr>
+          <w:ilvl w:val="0"/>
+          <w:numId w:val="0"/>
+        </w:numPr>
+        <w:ind w:leftChars="0"/>
+        <w:rPr>
+          <w:rFonts w:hint="default"/>
+          <w:sz w:val="24"/>
+          <w:szCs w:val="24"/>
+          <w:lang w:val="en-US"/>
+        </w:rPr>
+      </w:pPr>
     </w:p>
     <w:p>
       <w:pPr>
@@ -11111,8 +12021,6 @@
         </w:rPr>
         <w:t>Đóng gói:</w:t>
       </w:r>
-      <w:bookmarkStart w:id="0" w:name="_GoBack"/>
-      <w:bookmarkEnd w:id="0"/>
     </w:p>
     <w:p>
       <w:pPr>
@@ -11574,12 +12482,6 @@
           <w:numId w:val="0"/>
         </w:numPr>
         <w:ind w:leftChars="0"/>
-        <w:rPr>
-          <w:rFonts w:hint="default"/>
-          <w:sz w:val="24"/>
-          <w:szCs w:val="24"/>
-          <w:lang w:val="en-US"/>
-        </w:rPr>
       </w:pPr>
       <w:r>
         <w:drawing>
@@ -11624,6 +12526,104 @@
           </wp:inline>
         </w:drawing>
       </w:r>
+    </w:p>
+    <w:p>
+      <w:pPr>
+        <w:numPr>
+          <w:ilvl w:val="0"/>
+          <w:numId w:val="0"/>
+        </w:numPr>
+        <w:ind w:leftChars="0"/>
+      </w:pPr>
+    </w:p>
+    <w:p>
+      <w:pPr>
+        <w:numPr>
+          <w:ilvl w:val="0"/>
+          <w:numId w:val="0"/>
+        </w:numPr>
+        <w:ind w:leftChars="0"/>
+      </w:pPr>
+    </w:p>
+    <w:p>
+      <w:pPr>
+        <w:numPr>
+          <w:ilvl w:val="0"/>
+          <w:numId w:val="0"/>
+        </w:numPr>
+        <w:ind w:leftChars="0"/>
+        <w:rPr>
+          <w:rFonts w:hint="default"/>
+          <w:sz w:val="24"/>
+          <w:szCs w:val="24"/>
+          <w:lang w:val="en-US"/>
+        </w:rPr>
+      </w:pPr>
+    </w:p>
+    <w:p>
+      <w:pPr>
+        <w:numPr>
+          <w:ilvl w:val="0"/>
+          <w:numId w:val="0"/>
+        </w:numPr>
+        <w:ind w:leftChars="0"/>
+        <w:rPr>
+          <w:rFonts w:hint="default"/>
+          <w:sz w:val="24"/>
+          <w:szCs w:val="24"/>
+          <w:lang w:val="en-US"/>
+        </w:rPr>
+      </w:pPr>
+    </w:p>
+    <w:p>
+      <w:pPr>
+        <w:numPr>
+          <w:ilvl w:val="0"/>
+          <w:numId w:val="0"/>
+        </w:numPr>
+        <w:ind w:leftChars="0"/>
+        <w:rPr>
+          <w:rFonts w:hint="default"/>
+          <w:sz w:val="24"/>
+          <w:szCs w:val="24"/>
+          <w:lang w:val="en-US"/>
+        </w:rPr>
+      </w:pPr>
+      <w:r>
+        <w:rPr>
+          <w:rFonts w:hint="default"/>
+          <w:sz w:val="24"/>
+          <w:szCs w:val="24"/>
+          <w:lang w:val="en-US"/>
+        </w:rPr>
+        <w:t>Bài tập thêm:</w:t>
+      </w:r>
+    </w:p>
+    <w:p>
+      <w:pPr>
+        <w:numPr>
+          <w:ilvl w:val="0"/>
+          <w:numId w:val="0"/>
+        </w:numPr>
+        <w:ind w:leftChars="0"/>
+        <w:rPr>
+          <w:rFonts w:hint="default"/>
+          <w:sz w:val="24"/>
+          <w:szCs w:val="24"/>
+          <w:lang w:val="en-US"/>
+        </w:rPr>
+      </w:pPr>
+      <w:r>
+        <w:rPr>
+          <w:rFonts w:hint="default"/>
+          <w:sz w:val="24"/>
+          <w:szCs w:val="24"/>
+          <w:lang w:val="en-US"/>
+        </w:rPr>
+        <w:t>Mạch điều khiển đếm lên hoặc đếm xuống nạp ngõ vào song song điều khiển bất đồng bộ hoặc đồng bộ</w:t>
+      </w:r>
+      <w:bookmarkStart w:id="0" w:name="_GoBack"/>
+      <w:bookmarkEnd w:id="0"/>
     </w:p>
     <w:sectPr>
       <w:pgSz w:w="11906" w:h="16838"/>
